--- a/docs/AashtoCDADocs/AASHTO Segmentation_TRR.docx
+++ b/docs/AashtoCDADocs/AASHTO Segmentation_TRR.docx
@@ -49459,7 +49459,6 @@
               <v:path gradientshapeok="t" o:connecttype="rect"/>
             </v:shapetype>
             <v:shape id="Text Box 2" o:spid="_x0000_s1026" type="#_x0000_t202" alt="Mott MacDonald Restricted" style="position:absolute;margin-left:0;margin-top:0;width:118.2pt;height:28.15pt;z-index:251659264;visibility:visible;mso-wrap-style:none;mso-wrap-distance-left:0;mso-wrap-distance-top:0;mso-wrap-distance-right:0;mso-wrap-distance-bottom:0;mso-position-horizontal:center;mso-position-horizontal-relative:page;mso-position-vertical:bottom;mso-position-vertical-relative:page;v-text-anchor:bottom" o:gfxdata="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" filled="f" stroked="f">
-              <v:fill o:detectmouseclick="t"/>
               <v:textbox style="mso-fit-shape-to-text:t" inset="0,0,0,15pt">
                 <w:txbxContent>
                   <w:p>
@@ -49591,7 +49590,6 @@
               <v:path gradientshapeok="t" o:connecttype="rect"/>
             </v:shapetype>
             <v:shape id="Text Box 3" o:spid="_x0000_s1027" type="#_x0000_t202" alt="Mott MacDonald Restricted" style="position:absolute;left:0;text-align:left;margin-left:0;margin-top:0;width:118.2pt;height:28.15pt;z-index:251660288;visibility:visible;mso-wrap-style:none;mso-wrap-distance-left:0;mso-wrap-distance-top:0;mso-wrap-distance-right:0;mso-wrap-distance-bottom:0;mso-position-horizontal:center;mso-position-horizontal-relative:page;mso-position-vertical:bottom;mso-position-vertical-relative:page;v-text-anchor:bottom" o:gfxdata="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" filled="f" stroked="f">
-              <v:fill o:detectmouseclick="t"/>
               <v:textbox style="mso-fit-shape-to-text:t" inset="0,0,0,15pt">
                 <w:txbxContent>
                   <w:p>
@@ -49761,7 +49759,6 @@
               <v:path gradientshapeok="t" o:connecttype="rect"/>
             </v:shapetype>
             <v:shape id="Text Box 1" o:spid="_x0000_s1028" type="#_x0000_t202" alt="Mott MacDonald Restricted" style="position:absolute;margin-left:0;margin-top:0;width:118.2pt;height:28.15pt;z-index:251658240;visibility:visible;mso-wrap-style:none;mso-wrap-distance-left:0;mso-wrap-distance-top:0;mso-wrap-distance-right:0;mso-wrap-distance-bottom:0;mso-position-horizontal:center;mso-position-horizontal-relative:page;mso-position-vertical:bottom;mso-position-vertical-relative:page;v-text-anchor:bottom" o:gfxdata="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" filled="f" stroked="f">
-              <v:fill o:detectmouseclick="t"/>
               <v:textbox style="mso-fit-shape-to-text:t" inset="0,0,0,15pt">
                 <w:txbxContent>
                   <w:p>
